--- a/examples/swap_with_comparables/gallagher_for_dach_three_layer_EN.docx
+++ b/examples/swap_with_comparables/gallagher_for_dach_three_layer_EN.docx
@@ -525,7 +525,7 @@
                 <w:sz w:val="18"/>
                 <w:szCs w:val="18"/>
               </w:rPr>
-              <w:t xml:space="preserve">Layer 3 — Archetype-adjusted ('warrior' tag, N=4)</w:t>
+              <w:t xml:space="preserve">Layer 3 — Archetype-adjusted ('warrior' tag, N=8)</w:t>
             </w:r>
           </w:p>
         </w:tc>
@@ -553,7 +553,7 @@
                 <w:sz w:val="18"/>
                 <w:szCs w:val="18"/>
               </w:rPr>
-              <w:t xml:space="preserve">+0.015</w:t>
+              <w:t xml:space="preserve">+0.057</w:t>
             </w:r>
           </w:p>
         </w:tc>
@@ -581,7 +581,7 @@
                 <w:sz w:val="18"/>
                 <w:szCs w:val="18"/>
               </w:rPr>
-              <w:t xml:space="preserve">[-0.054, +0.116]</w:t>
+              <w:t xml:space="preserve">[-0.034, +0.179]</w:t>
             </w:r>
           </w:p>
         </w:tc>
@@ -609,7 +609,7 @@
                 <w:sz w:val="18"/>
                 <w:szCs w:val="18"/>
               </w:rPr>
-              <w:t xml:space="preserve">+0.170</w:t>
+              <w:t xml:space="preserve">+0.214</w:t>
             </w:r>
           </w:p>
         </w:tc>
@@ -1403,7 +1403,7 @@
           <w:sz w:val="20"/>
           <w:szCs w:val="20"/>
         </w:rPr>
-        <w:t xml:space="preserve">Cohort N = 4; mean lift -0.326; 80% CI [-0.436, -0.151].</w:t>
+        <w:t xml:space="preserve">Cohort N = 8; mean lift -0.146; 80% CI [-0.430, +0.194].</w:t>
       </w:r>
     </w:p>
     <w:p>
@@ -1419,7 +1419,7 @@
           <w:sz w:val="20"/>
           <w:szCs w:val="20"/>
         </w:rPr>
-        <w:t xml:space="preserve">Cohort N is 4 — way too small to publish this as a real finding. The framework grades the claim and reports the direction the data supports, not the direction we hypothesized. The Layer 3 result is correct as far as the four-player sample shows; the user should treat it as illustrative-of-the-pipeline rather than as a robust archetype-level claim until the corpus is larger.</w:t>
+        <w:t xml:space="preserve">Cohort N is 8 — way too small to publish this as a real finding. The framework grades the claim and reports the direction the data supports, not the direction we hypothesized. The Layer 3 result is correct as far as the four-player sample shows; the user should treat it as illustrative-of-the-pipeline rather than as a robust archetype-level claim until the corpus is larger.</w:t>
       </w:r>
     </w:p>
     <w:p>
@@ -1632,7 +1632,7 @@
         </w:numPr>
         <w:spacing w:after="60"/>
       </w:pPr>
-      <w:hyperlink w:history="1" r:id="rId-2skgj80usxgefjvemaym">
+      <w:hyperlink w:history="1" r:id="rIdggwtzerc0gxw9alrha-_w">
         <w:r>
           <w:rPr>
             <w:rStyle w:val="Hyperlink"/>
@@ -1653,7 +1653,7 @@
         </w:numPr>
         <w:spacing w:after="60"/>
       </w:pPr>
-      <w:hyperlink w:history="1" r:id="rIdbiqkhvv3ffk4rx76x3rg7">
+      <w:hyperlink w:history="1" r:id="rIdqyndoyh0gzr2vq2s8qwxj">
         <w:r>
           <w:rPr>
             <w:rStyle w:val="Hyperlink"/>
@@ -1674,7 +1674,7 @@
         </w:numPr>
         <w:spacing w:after="60"/>
       </w:pPr>
-      <w:hyperlink w:history="1" r:id="rIdwai8oen8qsmoe4g8zym2r">
+      <w:hyperlink w:history="1" r:id="rIdwgmn_khj6i7y55dix4hiv">
         <w:r>
           <w:rPr>
             <w:rStyle w:val="Hyperlink"/>
@@ -1695,7 +1695,7 @@
         </w:numPr>
         <w:spacing w:after="60"/>
       </w:pPr>
-      <w:hyperlink w:history="1" r:id="rIdotbgkwx-aaepfkqxixyjw">
+      <w:hyperlink w:history="1" r:id="rIdtnmsooyhh3vp7igyiczqt">
         <w:r>
           <w:rPr>
             <w:rStyle w:val="Hyperlink"/>

--- a/examples/swap_with_comparables/gallagher_for_dach_three_layer_EN.docx
+++ b/examples/swap_with_comparables/gallagher_for_dach_three_layer_EN.docx
@@ -812,7 +812,7 @@
                 <w:sz w:val="18"/>
                 <w:szCs w:val="18"/>
               </w:rPr>
-              <w:t xml:space="preserve">+9.0</w:t>
+              <w:t xml:space="preserve">+7.7</w:t>
             </w:r>
           </w:p>
         </w:tc>
@@ -922,34 +922,34 @@
                 <w:sz w:val="18"/>
                 <w:szCs w:val="18"/>
               </w:rPr>
-              <w:t xml:space="preserve">+2.8</w:t>
-            </w:r>
-          </w:p>
-        </w:tc>
-        <w:tc>
-          <w:tcPr>
-            <w:tcBorders>
-              <w:top w:val="single" w:color="BFBFBF" w:sz="4"/>
-              <w:left w:val="single" w:color="BFBFBF" w:sz="4"/>
-              <w:bottom w:val="single" w:color="BFBFBF" w:sz="4"/>
-              <w:right w:val="single" w:color="BFBFBF" w:sz="4"/>
-            </w:tcBorders>
-            <w:vAlign w:val="center"/>
-          </w:tcPr>
-          <w:p>
-            <w:pPr>
-              <w:spacing w:after="40" w:before="40"/>
-            </w:pPr>
-            <w:r>
-              <w:rPr>
-                <w:rFonts w:ascii="Arial" w:cs="Arial" w:eastAsia="Arial" w:hAnsi="Arial"/>
-                <w:b w:val="false"/>
-                <w:bCs w:val="false"/>
-                <w:color w:val="111111"/>
-                <w:sz w:val="18"/>
-                <w:szCs w:val="18"/>
-              </w:rPr>
-              <w:t xml:space="preserve">Timo Meier</w:t>
+              <w:t xml:space="preserve">+1.8</w:t>
+            </w:r>
+          </w:p>
+        </w:tc>
+        <w:tc>
+          <w:tcPr>
+            <w:tcBorders>
+              <w:top w:val="single" w:color="BFBFBF" w:sz="4"/>
+              <w:left w:val="single" w:color="BFBFBF" w:sz="4"/>
+              <w:bottom w:val="single" w:color="BFBFBF" w:sz="4"/>
+              <w:right w:val="single" w:color="BFBFBF" w:sz="4"/>
+            </w:tcBorders>
+            <w:vAlign w:val="center"/>
+          </w:tcPr>
+          <w:p>
+            <w:pPr>
+              <w:spacing w:after="40" w:before="40"/>
+            </w:pPr>
+            <w:r>
+              <w:rPr>
+                <w:rFonts w:ascii="Arial" w:cs="Arial" w:eastAsia="Arial" w:hAnsi="Arial"/>
+                <w:b w:val="false"/>
+                <w:bCs w:val="false"/>
+                <w:color w:val="111111"/>
+                <w:sz w:val="18"/>
+                <w:szCs w:val="18"/>
+              </w:rPr>
+              <w:t xml:space="preserve">Viktor Arvidsson</w:t>
             </w:r>
           </w:p>
         </w:tc>
@@ -1003,7 +1003,7 @@
                 <w:sz w:val="18"/>
                 <w:szCs w:val="18"/>
               </w:rPr>
-              <w:t xml:space="preserve">+5965</w:t>
+              <w:t xml:space="preserve">+392</w:t>
             </w:r>
           </w:p>
         </w:tc>
@@ -1032,34 +1032,34 @@
                 <w:sz w:val="18"/>
                 <w:szCs w:val="18"/>
               </w:rPr>
-              <w:t xml:space="preserve">+2.3</w:t>
-            </w:r>
-          </w:p>
-        </w:tc>
-        <w:tc>
-          <w:tcPr>
-            <w:tcBorders>
-              <w:top w:val="single" w:color="BFBFBF" w:sz="4"/>
-              <w:left w:val="single" w:color="BFBFBF" w:sz="4"/>
-              <w:bottom w:val="single" w:color="BFBFBF" w:sz="4"/>
-              <w:right w:val="single" w:color="BFBFBF" w:sz="4"/>
-            </w:tcBorders>
-            <w:vAlign w:val="center"/>
-          </w:tcPr>
-          <w:p>
-            <w:pPr>
-              <w:spacing w:after="40" w:before="40"/>
-            </w:pPr>
-            <w:r>
-              <w:rPr>
-                <w:rFonts w:ascii="Arial" w:cs="Arial" w:eastAsia="Arial" w:hAnsi="Arial"/>
-                <w:b w:val="false"/>
-                <w:bCs w:val="false"/>
-                <w:color w:val="111111"/>
-                <w:sz w:val="18"/>
-                <w:szCs w:val="18"/>
-              </w:rPr>
-              <w:t xml:space="preserve">Viktor Arvidsson</w:t>
+              <w:t xml:space="preserve">+1.1</w:t>
+            </w:r>
+          </w:p>
+        </w:tc>
+        <w:tc>
+          <w:tcPr>
+            <w:tcBorders>
+              <w:top w:val="single" w:color="BFBFBF" w:sz="4"/>
+              <w:left w:val="single" w:color="BFBFBF" w:sz="4"/>
+              <w:bottom w:val="single" w:color="BFBFBF" w:sz="4"/>
+              <w:right w:val="single" w:color="BFBFBF" w:sz="4"/>
+            </w:tcBorders>
+            <w:vAlign w:val="center"/>
+          </w:tcPr>
+          <w:p>
+            <w:pPr>
+              <w:spacing w:after="40" w:before="40"/>
+            </w:pPr>
+            <w:r>
+              <w:rPr>
+                <w:rFonts w:ascii="Arial" w:cs="Arial" w:eastAsia="Arial" w:hAnsi="Arial"/>
+                <w:b w:val="false"/>
+                <w:bCs w:val="false"/>
+                <w:color w:val="111111"/>
+                <w:sz w:val="18"/>
+                <w:szCs w:val="18"/>
+              </w:rPr>
+              <w:t xml:space="preserve">Timo Meier</w:t>
             </w:r>
           </w:p>
         </w:tc>
@@ -1113,7 +1113,7 @@
                 <w:sz w:val="18"/>
                 <w:szCs w:val="18"/>
               </w:rPr>
-              <w:t xml:space="preserve">+392</w:t>
+              <w:t xml:space="preserve">+5965</w:t>
             </w:r>
           </w:p>
         </w:tc>
@@ -1142,7 +1142,7 @@
                 <w:sz w:val="18"/>
                 <w:szCs w:val="18"/>
               </w:rPr>
-              <w:t xml:space="preserve">+1.0</w:t>
+              <w:t xml:space="preserve">+0.8</w:t>
             </w:r>
           </w:p>
         </w:tc>
@@ -1632,7 +1632,7 @@
         </w:numPr>
         <w:spacing w:after="60"/>
       </w:pPr>
-      <w:hyperlink w:history="1" r:id="rIdggwtzerc0gxw9alrha-_w">
+      <w:hyperlink w:history="1" r:id="rIdufx_qpqhftat2r8fktqed">
         <w:r>
           <w:rPr>
             <w:rStyle w:val="Hyperlink"/>
@@ -1653,7 +1653,7 @@
         </w:numPr>
         <w:spacing w:after="60"/>
       </w:pPr>
-      <w:hyperlink w:history="1" r:id="rIdqyndoyh0gzr2vq2s8qwxj">
+      <w:hyperlink w:history="1" r:id="rIdi8vlv4dvzrdmwvwiyokih">
         <w:r>
           <w:rPr>
             <w:rStyle w:val="Hyperlink"/>
@@ -1674,7 +1674,7 @@
         </w:numPr>
         <w:spacing w:after="60"/>
       </w:pPr>
-      <w:hyperlink w:history="1" r:id="rIdwgmn_khj6i7y55dix4hiv">
+      <w:hyperlink w:history="1" r:id="rIdv-vjhieoymn_kdgyzvwhh">
         <w:r>
           <w:rPr>
             <w:rStyle w:val="Hyperlink"/>
@@ -1695,7 +1695,7 @@
         </w:numPr>
         <w:spacing w:after="60"/>
       </w:pPr>
-      <w:hyperlink w:history="1" r:id="rIdtnmsooyhh3vp7igyiczqt">
+      <w:hyperlink w:history="1" r:id="rIdezfzrniwfjphvzqtyzegs">
         <w:r>
           <w:rPr>
             <w:rStyle w:val="Hyperlink"/>
